--- a/spa/docx/66.content.docx
+++ b/spa/docx/66.content.docx
@@ -11,6 +11,15 @@
         <w:pStyle w:val="Heading2"/>
       </w:pPr>
       <w:r>
+        <w:t>Resource: Notas de Estudio (Tyndale)</w:t>
+      </w:r>
+      <w:r/>
+    </w:p>
+    <w:p>
+      <w:pPr>
+        <w:pStyle w:val="Heading2"/>
+      </w:pPr>
+      <w:r>
         <w:t>License Information</w:t>
       </w:r>
       <w:r/>
@@ -21,7 +30,7 @@
         <w:rPr>
           <w:b/>
         </w:rPr>
-        <w:t>Study Notes (Tyndale)</w:t>
+        <w:t>Notas de Estudio (Tyndale)</w:t>
       </w:r>
       <w:r>
         <w:t xml:space="preserve"> (Spanish) is based on</w:t>
@@ -74,7 +83,7 @@
         <w:pStyle w:val="Heading1"/>
       </w:pPr>
       <w:r>
-        <w:t>Study Notes (Tyndale)</w:t>
+        <w:t>Notas de Estudio (Tyndale)</w:t>
       </w:r>
     </w:p>
     <w:p>
@@ -83,6 +92,51 @@
           <w:headerReference w:type="even" r:id="rId8"/>
           <w:headerReference w:type="default" r:id="rId9"/>
           <w:footerReference w:type="default" r:id="rId10"/>
+          <w:footnotePr>
+            <w:numRestart w:val="eachSect"/>
+          </w:footnotePr>
+          <w:type w:val="continuous"/>
+          <w:pgSz w:w="12240" w:h="15840" w:code="1"/>
+          <w:pgMar w:top="1440" w:right="1440" w:bottom="1440" w:left="1440" w:header="504" w:footer="504" w:gutter="0"/>
+          <w:cols w:space="708"/>
+          <w:titlePg/>
+          <w:docGrid w:linePitch="360"/>
+        </w:sectPr>
+      </w:pPr>
+    </w:p>
+    <w:p>
+      <w:r/>
+    </w:p>
+    <w:p>
+      <w:pPr>
+        <w:pStyle w:val="Heading2"/>
+      </w:pPr>
+      <w:r>
+        <w:t>REV</w:t>
+      </w:r>
+      <w:r/>
+    </w:p>
+    <w:p>
+      <w:r/>
+      <w:r>
+        <w:rPr>
+          <w:i/>
+        </w:rPr>
+        <w:t>Apocalipsis 1:1, Apocalipsis 1:1–11, Apocalipsis 1:2, Apocalipsis 1:3, Apocalipsis 1:4, Apocalipsis 1:4–8, Apocalipsis 1:5, Apocalipsis 1:5–6, Apocalipsis 1:8, Apocalipsis 1:9, Apocalipsis 1:9–11, Apocalipsis 1:10, Apocalipsis 1:11, Apocalipsis 1:12, Apocalipsis 1:12–20, Apocalipsis 1:13, Apocalipsis 1:14, Apocalipsis 1:15, Apocalipsis 1:16, Apocalipsis 1:17, Apocalipsis 1:18, Apocalipsis 1:19, Apocalipsis 1:20, Apocalipsis 2:1, Apocalipsis 2:1–7, Apocalipsis 2:1–3.22, Apocalipsis 2:2–3, Apocalipsis 2:4, Apocalipsis 2:5, Apocalipsis 2:6, Apocalipsis 2:7, Apocalipsis 2:8, Apocalipsis 2:8–11, Apocalipsis 2:9, Apocalipsis 2:10, Apocalipsis 2:11, Apocalipsis 2:12, Apocalipsis 2:12–17, Apocalipsis 2:13, Apocalipsis 2:14–15, Apocalipsis 2:17, Apocalipsis 2:18, Apocalipsis 2:18–29, Apocalipsis 2:19, Apocalipsis 2:20–21, Apocalipsis 2:21, Apocalipsis 2:22–23, Apocalipsis 2:24, Apocalipsis 2:26–28, Apocalipsis 3:1, Apocalipsis 3:1–6, Apocalipsis 3:2–3, Apocalipsis 3:4, Apocalipsis 3:5, Apocalipsis 3:7, Apocalipsis 3:7–13, Apocalipsis 3:8, Apocalipsis 3:9, Apocalipsis 3:10, Apocalipsis 3:11, Apocalipsis 3:12, Apocalipsis 3:14, Apocalipsis 3:14–22, Apocalipsis 3:15–16, Apocalipsis 3:17, Apocalipsis 3:18, Apocalipsis 3:19, Apocalipsis 3:20, Apocalipsis 3:21, Apocalipsis 4:1, Apocalipsis 4:1–11, Apocalipsis 4:1–5.14, Apocalipsis 4:2, Apocalipsis 4:3, Apocalipsis 4:4, Apocalipsis 4:5, Apocalipsis 4:6, Apocalipsis 4:7, Apocalipsis 4:8, Apocalipsis 4:9–11, Apocalipsis 4:11, Apocalipsis 5:1, Apocalipsis 5:1–14, Apocalipsis 5:2–3, Apocalipsis 5:4, Apocalipsis 5:5, Apocalipsis 5:6, Apocalipsis 5:8, Apocalipsis 5:9–10, Apocalipsis 5:10, Apocalipsis 5:11–12, Apocalipsis 5:12, Apocalipsis 5:13, Apocalipsis 5:14, Apocalipsis 6:1–8, Apocalipsis 6:1–8.1, Apocalipsis 6:1–16.21, Apocalipsis 6:2, Apocalipsis 6:3–4, Apocalipsis 6:5–6, Apocalipsis 6:7–8, Apocalipsis 6:9, Apocalipsis 6:9–11, Apocalipsis 6:10, Apocalipsis 6:11, Apocalipsis 6:12–14, Apocalipsis 6:12–17, Apocalipsis 6:15–17, Apocalipsis 7:1–3, Apocalipsis 7:1–8, Apocalipsis 7:1–17, Apocalipsis 7:4–8, Apocalipsis 7:9, Apocalipsis 7:9–17, Apocalipsis 7:10, Apocalipsis 7:11–12, Apocalipsis 7:14, Apocalipsis 7:15, Apocalipsis 7:16–17, Apocalipsis 8:1, Apocalipsis 8:2, Apocalipsis 8:2–6, Apocalipsis 8:2–11.19, Apocalipsis 8:3–4, Apocalipsis 8:5, Apocalipsis 8:7, Apocalipsis 8:7–12, Apocalipsis 8:8–9, Apocalipsis 8:10–11, Apocalipsis 8:12, Apocalipsis 8:13, Apocalipsis 9:1–12, Apocalipsis 9:1–21, Apocalipsis 9:2, Apocalipsis 9:3–4, Apocalipsis 9:5, Revelación 9:7–10, Apocalipsis 9:11, Apocalipsis 9:13–14, Apocalipsis 9:15, Apocalipsis 9:16, Apocalipsis 9:17–19, Apocalipsis 9:20–21, Apocalipsis 10:1, Apocalipsis 10:1–11.14, Apocalipsis 10:2–3, Apocalipsis 10:4, Apocalipsis 10:5–6, Apocalipsis 10:7, Apocalipsis 10:8–10, Apocalipsis 10:11, Apocalipsis 11:1, Apocalipsis 11:1–13, Apocalipsis 11:2–3, Apocalipsis 11:3, Apocalipsis 11:4, Apocalipsis 11:5, Apocalipsis 11:6, Apocalipsis 11:7–8, Apocalipsis 11:8, Apocalipsis 11:9, Apocalipsis 11:10, Apocalipsis 11:11, Apocalipsis 11:12, Apocalipsis 11:13, Apocalipsis 11:15, Apocalipsis 11:15–19, Apocalipsis 11:16–18, Apocalipsis 11:17, Apocalipsis 11:18, Apocalipsis 11:19, Apocalipsis 12:1, Apocalipsis 12:1–17, Apocalipsis 12:1–14.20, Apocalipsis 12:2, Apocalipsis 12:3–4, Apocalipsis 12:5, Apocalipsis 12:6, Apocalipsis 12:7–9, Apocalipsis 12:10–11, Apocalipsis 12:13, Apocalipsis 12:14, Apocalipsis 12:15–16, Apocalipsis 12:17, Apocalipsis 12:18, Apocalipsis 12:18–13:18, Apocalipsis 13:1, Apocalipsis 13:1–10, Apocalipsis 13:2, Apocalipsis 13:3, Apocalipsis 13:5, Apocalipsis 13:5–8, Apocalipsis 13:7, Apocalipsis 13:8, Apocalipsis 13:9–10, Apocalipsis 13:10, Apocalipsis 13:11, Apocalipsis 13:11–18, Apocalipsis 13:12, Apocalipsis 13:12–15, Apocalipsis 13:13–15, Apocalipsis 13:14–15, Apocalipsis 13:16–17, Apocalipsis 13:18, Apocalipsis 14:1, Apocalipsis 14:1–5, Apocalipsis 14:2–3, Apocalipsis 14:4–5, Apocalipsis 14:6–7, Apocalipsis 14:6–13, Apocalipsis 14:8, Apocalipsis 14:9–11, Apocalipsis 14:12, Apocalipsis 14:13, Apocalipsis 14:14, Apocalipsis 14:14–20, Apocalipsis 14:15–18, Revelación 14:18–20, Apocalipsis 15:1, Apocalipsis 15:1–16.21, Apocalipsis 15:2, Apocalipsis 15:3, Apocalipsis 15:3–4, Apocalipsis 15:4, Apocalipsis 15:5–6, Apocalipsis 15:7, Apocalipsis 15:8, Apocalipsis 16:1, Apocalipsis 16:1–21, Apocalipsis 16:2, Apocalipsis 16:3–4, Apocalipsis 16:5–6, Apocalipsis 16:6, Apocalipsis 16:7, Apocalipsis 16:8–9, Apocalipsis 16:10–11, Apocalipsis 16:12, Apocalipsis 16:13–14, Apocalipsis 16:15, Apocalipsis 16:16, Apocalipsis 16:17, Apocalipsis 16:18–20, Apocalipsis 16:21, Apocalipsis 17:1, Apocalipsis 17:1–19.10, Apocalipsis 17:2, Apocalipsis 17:3–4, Apocalipsis 17:5, Apocalipsis 17:6, Apocalipsis 17:7, Apocalipsis 17:8, Apocalipsis 17:8–11, Apocalipsis 17:9, Apocalipsis 17:10–11, Apocalipsis 17:12–13, Apocalipsis 17:14, Apocalipsis 17:15–16, Apocalipsis 17:17, Apocalipsis 18:1, Apocalipsis 18:1–3, Apocalipsis 18:1–24, Apocalipsis 18:2, Apocalipsis 18:3, Apocalipsis 18:4, Apocalipsis 18:4–8, Apocalipsis 18:5, Apocalipsis 18:6, Apocalipsis 18:7, Apocalipsis 18:8, Apocalipsis 18:9–10, Apocalipsis 18:9–19, Apocalipsis 18:10, Apocalipsis 18:11–17, Apocalipsis 18:12–13, Apocalipsis 18:13, Apocalipsis 18:14–17, Apocalipsis 18:17–19, Apocalipsis 18:20, Apocalipsis 18:21, Apocalipsis 18:21–24, Apocalipsis 18:23, Apocalipsis 19:1–2, Apocalipsis 19:1–10, Apocalipsis 19:2, Apocalipsis 19:3, Apocalipsis 19:4, Apocalipsis 19:6–8, Apocalipsis 19:7, Apocalipsis 19:8, Apocalipsis 19:9, Apocalipsis 19:10, Apocalipsis 19:11, Apocalipsis 19:11–16, Apocalipsis 19:11–20.15, Apocalipsis 19:12, Apocalipsis 19:13, Apocalipsis 19:14, Apocalipsis 19:15, Apocalipsis 19:16, Apocalipsis 19:17–19, Apocalipsis 19:20, Apocalipsis 19:21, Apocalipsis 20:1–2, Apocalipsis 20:1–10, Apocalipsis 20:3, Apocalipsis 20:4, Apocalipsis 20:5–6, Apocalipsis 20:6, Apocalipsis 20:7–8, Apocalipsis 20:7–10, Apocalipsis 20:8, Apocalipsis 20:9, Apocalipsis 20:10, Apocalipsis 20:11–15, Apocalipsis 20:12, Apocalipsis 20:13, Apocalipsis 20:14, Apocalipsis 21:1, Apocalipsis 21:1–22.9, Apocalipsis 21:2, Apocalipsis 21:3, Apocalipsis 21:4, Apocalipsis 21:6, Apocalipsis 21:7, Apocalipsis 21:8, Apocalipsis 21:9–22:9, Apocalipsis 21:10, Apocalipsis 21:11, Apocalipsis 21:12–14, Apocalipsis 21:15–17, Apocalipsis 21:16, Apocalipsis 21:17, Apocalipsis 21:18, Apocalipsis 21:19, Apocalipsis 21:21, Apocalipsis 21:22, Apocalipsis 21:23, Apocalipsis 21:24–25, Apocalipsis 21:27, Apocalipsis 22:1, Apocalipsis 22:1–2, Apocalipsis 22:2, Apocalipsis 22:3, Apocalipsis 22:4, Apocalipsis 22:5, Apocalipsis 22:6, Apocalipsis 22:6–21, Apocalipsis 22:7, Apocalipsis 22:8–9, Apocalipsis 22:10, Apocalipsis 22:11, Apocalipsis 22:12, Apocalipsis 22:14, Apocalipsis 22:15, Apocalipsis 22:16, Apocalipsis 22:17, Apocalipsis 22:18–19, Apocalipsis 22:20, Apocalipsis 22:21</w:t>
+      </w:r>
+      <w:r/>
+    </w:p>
+    <w:p>
+      <w:r/>
+      <w:r>
+        <w:t xml:space="preserve"> </w:t>
+      </w:r>
+      <w:r/>
+      <w:r/>
+    </w:p>
+    <w:p>
+      <w:pPr>
+        <w:sectPr>
           <w:footnotePr>
             <w:numRestart w:val="eachSect"/>
           </w:footnotePr>

--- a/spa/docx/66.content.docx
+++ b/spa/docx/66.content.docx
@@ -163,13 +163,6 @@
         <w:rPr>
           <w:lang w:val="es_ES" w:bidi="es_ES"/>
         </w:rPr>
-      </w:r>
-      <w:r>
-        <w:rPr>
-          <w:i/>
-          <w:lang w:val="es_ES" w:bidi="es_ES"/>
-        </w:rPr>
-        <w:t>Apocalipsis 1:1, Apocalipsis 1:1–11, Apocalipsis 1:2, Apocalipsis 1:3, Apocalipsis 1:4, Apocalipsis 1:4–8, Apocalipsis 1:5, Apocalipsis 1:5–6, Apocalipsis 1:8, Apocalipsis 1:9, Apocalipsis 1:9–11, Apocalipsis 1:10, Apocalipsis 1:11, Apocalipsis 1:12, Apocalipsis 1:12–20, Apocalipsis 1:13, Apocalipsis 1:14, Apocalipsis 1:15, Apocalipsis 1:16, Apocalipsis 1:17, Apocalipsis 1:18, Apocalipsis 1:19, Apocalipsis 1:20, Apocalipsis 2:1, Apocalipsis 2:1–7, Apocalipsis 2:1–3.22, Apocalipsis 2:2–3, Apocalipsis 2:4, Apocalipsis 2:5, Apocalipsis 2:6, Apocalipsis 2:7, Apocalipsis 2:8, Apocalipsis 2:8–11, Apocalipsis 2:9, Apocalipsis 2:10, Apocalipsis 2:11, Apocalipsis 2:12, Apocalipsis 2:12–17, Apocalipsis 2:13, Apocalipsis 2:14–15, Apocalipsis 2:17, Apocalipsis 2:18, Apocalipsis 2:18–29, Apocalipsis 2:19, Apocalipsis 2:20–21, Apocalipsis 2:21, Apocalipsis 2:22–23, Apocalipsis 2:24, Apocalipsis 2:26–28, Apocalipsis 3:1, Apocalipsis 3:1–6, Apocalipsis 3:2–3, Apocalipsis 3:4, Apocalipsis 3:5, Apocalipsis 3:7, Apocalipsis 3:7–13, Apocalipsis 3:8, Apocalipsis 3:9, Apocalipsis 3:10, Apocalipsis 3:11, Apocalipsis 3:12, Apocalipsis 3:14, Apocalipsis 3:14–22, Apocalipsis 3:15–16, Apocalipsis 3:17, Apocalipsis 3:18, Apocalipsis 3:19, Apocalipsis 3:20, Apocalipsis 3:21, Apocalipsis 4:1, Apocalipsis 4:1–11, Apocalipsis 4:1–5.14, Apocalipsis 4:2, Apocalipsis 4:3, Apocalipsis 4:4, Apocalipsis 4:5, Apocalipsis 4:6, Apocalipsis 4:7, Apocalipsis 4:8, Apocalipsis 4:9–11, Apocalipsis 4:11, Apocalipsis 5:1, Apocalipsis 5:1–14, Apocalipsis 5:2–3, Apocalipsis 5:4, Apocalipsis 5:5, Apocalipsis 5:6, Apocalipsis 5:8, Apocalipsis 5:9–10, Apocalipsis 5:10, Apocalipsis 5:11–12, Apocalipsis 5:12, Apocalipsis 5:13, Apocalipsis 5:14, Apocalipsis 6:1–8, Apocalipsis 6:1–8.1, Apocalipsis 6:1–16.21, Apocalipsis 6:2, Apocalipsis 6:3–4, Apocalipsis 6:5–6, Apocalipsis 6:7–8, Apocalipsis 6:9, Apocalipsis 6:9–11, Apocalipsis 6:10, Apocalipsis 6:11, Apocalipsis 6:12–14, Apocalipsis 6:12–17, Apocalipsis 6:15–17, Apocalipsis 7:1–3, Apocalipsis 7:1–8, Apocalipsis 7:1–17, Apocalipsis 7:4–8, Apocalipsis 7:9, Apocalipsis 7:9–17, Apocalipsis 7:10, Apocalipsis 7:11–12, Apocalipsis 7:14, Apocalipsis 7:15, Apocalipsis 7:16–17, Apocalipsis 8:1, Apocalipsis 8:2, Apocalipsis 8:2–6, Apocalipsis 8:2–11.19, Apocalipsis 8:3–4, Apocalipsis 8:5, Apocalipsis 8:7, Apocalipsis 8:7–12, Apocalipsis 8:8–9, Apocalipsis 8:10–11, Apocalipsis 8:12, Apocalipsis 8:13, Apocalipsis 9:1–12, Apocalipsis 9:1–21, Apocalipsis 9:2, Apocalipsis 9:3–4, Apocalipsis 9:5, Revelación 9:7–10, Apocalipsis 9:11, Apocalipsis 9:13–14, Apocalipsis 9:15, Apocalipsis 9:16, Apocalipsis 9:17–19, Apocalipsis 9:20–21, Apocalipsis 10:1, Apocalipsis 10:1–11.14, Apocalipsis 10:2–3, Apocalipsis 10:4, Apocalipsis 10:5–6, Apocalipsis 10:7, Apocalipsis 10:8–10, Apocalipsis 10:11, Apocalipsis 11:1, Apocalipsis 11:1–13, Apocalipsis 11:2–3, Apocalipsis 11:3, Apocalipsis 11:4, Apocalipsis 11:5, Apocalipsis 11:6, Apocalipsis 11:7–8, Apocalipsis 11:8, Apocalipsis 11:9, Apocalipsis 11:10, Apocalipsis 11:11, Apocalipsis 11:12, Apocalipsis 11:13, Apocalipsis 11:15, Apocalipsis 11:15–19, Apocalipsis 11:16–18, Apocalipsis 11:17, Apocalipsis 11:18, Apocalipsis 11:19, Apocalipsis 12:1, Apocalipsis 12:1–17, Apocalipsis 12:1–14.20, Apocalipsis 12:2, Apocalipsis 12:3–4, Apocalipsis 12:5, Apocalipsis 12:6, Apocalipsis 12:7–9, Apocalipsis 12:10–11, Apocalipsis 12:13, Apocalipsis 12:14, Apocalipsis 12:15–16, Apocalipsis 12:17, Apocalipsis 12:18, Apocalipsis 12:18–13:18, Apocalipsis 13:1, Apocalipsis 13:1–10, Apocalipsis 13:2, Apocalipsis 13:3, Apocalipsis 13:5, Apocalipsis 13:5–8, Apocalipsis 13:7, Apocalipsis 13:8, Apocalipsis 13:9–10, Apocalipsis 13:10, Apocalipsis 13:11, Apocalipsis 13:11–18, Apocalipsis 13:12, Apocalipsis 13:12–15, Apocalipsis 13:13–15, Apocalipsis 13:14–15, Apocalipsis 13:16–17, Apocalipsis 13:18, Apocalipsis 14:1, Apocalipsis 14:1–5, Apocalipsis 14:2–3, Apocalipsis 14:4–5, Apocalipsis 14:6–7, Apocalipsis 14:6–13, Apocalipsis 14:8, Apocalipsis 14:9–11, Apocalipsis 14:12, Apocalipsis 14:13, Apocalipsis 14:14, Apocalipsis 14:14–20, Apocalipsis 14:15–18, Revelación 14:18–20, Apocalipsis 15:1, Apocalipsis 15:1–16.21, Apocalipsis 15:2, Apocalipsis 15:3, Apocalipsis 15:3–4, Apocalipsis 15:4, Apocalipsis 15:5–6, Apocalipsis 15:7, Apocalipsis 15:8, Apocalipsis 16:1, Apocalipsis 16:1–21, Apocalipsis 16:2, Apocalipsis 16:3–4, Apocalipsis 16:5–6, Apocalipsis 16:6, Apocalipsis 16:7, Apocalipsis 16:8–9, Apocalipsis 16:10–11, Apocalipsis 16:12, Apocalipsis 16:13–14, Apocalipsis 16:15, Apocalipsis 16:16, Apocalipsis 16:17, Apocalipsis 16:18–20, Apocalipsis 16:21, Apocalipsis 17:1, Apocalipsis 17:1–19.10, Apocalipsis 17:2, Apocalipsis 17:3–4, Apocalipsis 17:5, Apocalipsis 17:6, Apocalipsis 17:7, Apocalipsis 17:8, Apocalipsis 17:8–11, Apocalipsis 17:9, Apocalipsis 17:10–11, Apocalipsis 17:12–13, Apocalipsis 17:14, Apocalipsis 17:15–16, Apocalipsis 17:17, Apocalipsis 18:1, Apocalipsis 18:1–3, Apocalipsis 18:1–24, Apocalipsis 18:2, Apocalipsis 18:3, Apocalipsis 18:4, Apocalipsis 18:4–8, Apocalipsis 18:5, Apocalipsis 18:6, Apocalipsis 18:7, Apocalipsis 18:8, Apocalipsis 18:9–10, Apocalipsis 18:9–19, Apocalipsis 18:10, Apocalipsis 18:11–17, Apocalipsis 18:12–13, Apocalipsis 18:13, Apocalipsis 18:14–17, Apocalipsis 18:17–19, Apocalipsis 18:20, Apocalipsis 18:21, Apocalipsis 18:21–24, Apocalipsis 18:23, Apocalipsis 19:1–2, Apocalipsis 19:1–10, Apocalipsis 19:2, Apocalipsis 19:3, Apocalipsis 19:4, Apocalipsis 19:6–8, Apocalipsis 19:7, Apocalipsis 19:8, Apocalipsis 19:9, Apocalipsis 19:10, Apocalipsis 19:11, Apocalipsis 19:11–16, Apocalipsis 19:11–20.15, Apocalipsis 19:12, Apocalipsis 19:13, Apocalipsis 19:14, Apocalipsis 19:15, Apocalipsis 19:16, Apocalipsis 19:17–19, Apocalipsis 19:20, Apocalipsis 19:21, Apocalipsis 20:1–2, Apocalipsis 20:1–10, Apocalipsis 20:3, Apocalipsis 20:4, Apocalipsis 20:5–6, Apocalipsis 20:6, Apocalipsis 20:7–8, Apocalipsis 20:7–10, Apocalipsis 20:8, Apocalipsis 20:9, Apocalipsis 20:10, Apocalipsis 20:11–15, Apocalipsis 20:12, Apocalipsis 20:13, Apocalipsis 20:14, Apocalipsis 21:1, Apocalipsis 21:1–22.9, Apocalipsis 21:2, Apocalipsis 21:3, Apocalipsis 21:4, Apocalipsis 21:6, Apocalipsis 21:7, Apocalipsis 21:8, Apocalipsis 21:9–22:9, Apocalipsis 21:10, Apocalipsis 21:11, Apocalipsis 21:12–14, Apocalipsis 21:15–17, Apocalipsis 21:16, Apocalipsis 21:17, Apocalipsis 21:18, Apocalipsis 21:19, Apocalipsis 21:21, Apocalipsis 21:22, Apocalipsis 21:23, Apocalipsis 21:24–25, Apocalipsis 21:27, Apocalipsis 22:1, Apocalipsis 22:1–2, Apocalipsis 22:2, Apocalipsis 22:3, Apocalipsis 22:4, Apocalipsis 22:5, Apocalipsis 22:6, Apocalipsis 22:6–21, Apocalipsis 22:7, Apocalipsis 22:8–9, Apocalipsis 22:10, Apocalipsis 22:11, Apocalipsis 22:12, Apocalipsis 22:14, Apocalipsis 22:15, Apocalipsis 22:16, Apocalipsis 22:17, Apocalipsis 22:18–19, Apocalipsis 22:20, Apocalipsis 22:21</w:t>
       </w:r>
       <w:r>
         <w:rPr>

--- a/spa/docx/66.content.docx
+++ b/spa/docx/66.content.docx
@@ -150,19 +150,6 @@
           <w:lang w:val="es_ES" w:bidi="es_ES"/>
         </w:rPr>
         <w:t>REV</w:t>
-      </w:r>
-      <w:r>
-        <w:rPr>
-          <w:lang w:val="es_ES" w:bidi="es_ES"/>
-        </w:rPr>
-      </w:r>
-    </w:p>
-    <w:p>
-      <w:pPr/>
-      <w:r>
-        <w:rPr>
-          <w:lang w:val="es_ES" w:bidi="es_ES"/>
-        </w:rPr>
       </w:r>
       <w:r>
         <w:rPr>

--- a/spa/docx/66.content.docx
+++ b/spa/docx/66.content.docx
@@ -19,7 +19,7 @@
         <w:rPr>
           <w:lang w:val="es_ES" w:bidi="es_ES"/>
         </w:rPr>
-        <w:t>Resource: Notas de Estudio (Tyndale)</w:t>
+        <w:t>Resource: Tyndale Open Study Notes</w:t>
       </w:r>
       <w:r>
         <w:rPr>
@@ -112,7 +112,7 @@
         <w:rPr>
           <w:lang w:val="es_ES" w:bidi="es_ES"/>
         </w:rPr>
-        <w:t>Notas de Estudio (Tyndale)</w:t>
+        <w:t>Tyndale Open Study Notes</w:t>
       </w:r>
     </w:p>
     <w:p>

--- a/spa/docx/66.content.docx
+++ b/spa/docx/66.content.docx
@@ -19,7 +19,7 @@
         <w:rPr>
           <w:lang w:val="es_ES" w:bidi="es_ES"/>
         </w:rPr>
-        <w:t>Resource: Tyndale Open Study Notes</w:t>
+        <w:t>Resource: Aquifer Open Study Notes</w:t>
       </w:r>
       <w:r>
         <w:rPr>
@@ -112,7 +112,7 @@
         <w:rPr>
           <w:lang w:val="es_ES" w:bidi="es_ES"/>
         </w:rPr>
-        <w:t>Tyndale Open Study Notes</w:t>
+        <w:t>Aquifer Open Study Notes</w:t>
       </w:r>
     </w:p>
     <w:p>
